--- a/semanas/semana12/examen semana 12.docx
+++ b/semanas/semana12/examen semana 12.docx
@@ -1,6 +1,6 @@
 
 <file path=word/document.xml><?xml version="1.0" encoding="utf-8"?>
-<w:document xmlns:wpc="http://schemas.microsoft.com/office/word/2010/wordprocessingCanvas" xmlns:cx="http://schemas.microsoft.com/office/drawing/2014/chartex" xmlns:cx1="http://schemas.microsoft.com/office/drawing/2015/9/8/chartex" xmlns:cx2="http://schemas.microsoft.com/office/drawing/2015/10/21/chartex" xmlns:cx3="http://schemas.microsoft.com/office/drawing/2016/5/9/chartex" xmlns:cx4="http://schemas.microsoft.com/office/drawing/2016/5/10/chartex" xmlns:cx5="http://schemas.microsoft.com/office/drawing/2016/5/11/chartex" xmlns:cx6="http://schemas.microsoft.com/office/drawing/2016/5/12/chartex" xmlns:cx7="http://schemas.microsoft.com/office/drawing/2016/5/13/chartex" xmlns:cx8="http://schemas.microsoft.com/office/drawing/2016/5/14/chartex" xmlns:mc="http://schemas.openxmlformats.org/markup-compatibility/2006" xmlns:aink="http://schemas.microsoft.com/office/drawing/2016/ink" xmlns:am3d="http://schemas.microsoft.com/office/drawing/2017/model3d" xmlns:o="urn:schemas-microsoft-com:office:office" xmlns:r="http://schemas.openxmlformats.org/officeDocument/2006/relationships" xmlns:m="http://schemas.openxmlformats.org/officeDocument/2006/math" xmlns:v="urn:schemas-microsoft-com:vml" xmlns:wp14="http://schemas.microsoft.com/office/word/2010/wordprocessingDrawing" xmlns:wp="http://schemas.openxmlformats.org/drawingml/2006/wordprocessingDrawing" xmlns:w10="urn:schemas-microsoft-com:office:word" xmlns:w="http://schemas.openxmlformats.org/wordprocessingml/2006/main" xmlns:w14="http://schemas.microsoft.com/office/word/2010/wordml" xmlns:w15="http://schemas.microsoft.com/office/word/2012/wordml" xmlns:w16cex="http://schemas.microsoft.com/office/word/2018/wordml/cex" xmlns:w16cid="http://schemas.microsoft.com/office/word/2016/wordml/cid" xmlns:w16="http://schemas.microsoft.com/office/word/2018/wordml" xmlns:w16sdtdh="http://schemas.microsoft.com/office/word/2020/wordml/sdtdatahash" xmlns:w16se="http://schemas.microsoft.com/office/word/2015/wordml/symex" xmlns:wpg="http://schemas.microsoft.com/office/word/2010/wordprocessingGroup" xmlns:wpi="http://schemas.microsoft.com/office/word/2010/wordprocessingInk" xmlns:wne="http://schemas.microsoft.com/office/word/2006/wordml" xmlns:wps="http://schemas.microsoft.com/office/word/2010/wordprocessingShape" mc:Ignorable="w14 w15 w16se w16cid w16 w16cex w16sdtdh wp14">
+<w:document xmlns:wpc="http://schemas.microsoft.com/office/word/2010/wordprocessingCanvas" xmlns:cx="http://schemas.microsoft.com/office/drawing/2014/chartex" xmlns:mc="http://schemas.openxmlformats.org/markup-compatibility/2006" xmlns:o="urn:schemas-microsoft-com:office:office" xmlns:r="http://schemas.openxmlformats.org/officeDocument/2006/relationships" xmlns:m="http://schemas.openxmlformats.org/officeDocument/2006/math" xmlns:v="urn:schemas-microsoft-com:vml" xmlns:wp14="http://schemas.microsoft.com/office/word/2010/wordprocessingDrawing" xmlns:wp="http://schemas.openxmlformats.org/drawingml/2006/wordprocessingDrawing" xmlns:w10="urn:schemas-microsoft-com:office:word" xmlns:w="http://schemas.openxmlformats.org/wordprocessingml/2006/main" xmlns:w14="http://schemas.microsoft.com/office/word/2010/wordml" xmlns:w15="http://schemas.microsoft.com/office/word/2012/wordml" xmlns:w16se="http://schemas.microsoft.com/office/word/2015/wordml/symex" xmlns:wpg="http://schemas.microsoft.com/office/word/2010/wordprocessingGroup" xmlns:wpi="http://schemas.microsoft.com/office/word/2010/wordprocessingInk" xmlns:wne="http://schemas.microsoft.com/office/word/2006/wordml" xmlns:wps="http://schemas.microsoft.com/office/word/2010/wordprocessingShape" mc:Ignorable="w14 w15 w16se wp14">
   <w:body>
     <w:p>
       <w:r>
@@ -74,40 +74,108 @@
     <w:p/>
     <w:p/>
     <w:p>
-      <w:r>
-        <w:t>Pregunta 2 (Tallo básico)</w:t>
-      </w:r>
-    </w:p>
-    <w:p>
+      <w:pPr>
+        <w:spacing w:after="0" w:line="240" w:lineRule="auto"/>
+      </w:pPr>
+      <w:r>
+        <w:t xml:space="preserve">Pregunta 2 </w:t>
+      </w:r>
+      <w:r>
+        <w:t xml:space="preserve"> </w:t>
+      </w:r>
+    </w:p>
+    <w:p>
+      <w:pPr>
+        <w:spacing w:after="0" w:line="240" w:lineRule="auto"/>
+      </w:pPr>
       <w:r>
         <w:t>¿Cuál es el tallo verbal básico o simple en hebreo?</w:t>
       </w:r>
     </w:p>
-    <w:p/>
-    <w:p>
+    <w:p>
+      <w:pPr>
+        <w:spacing w:after="0" w:line="240" w:lineRule="auto"/>
+      </w:pPr>
+    </w:p>
+    <w:p>
+      <w:pPr>
+        <w:spacing w:after="0" w:line="240" w:lineRule="auto"/>
+      </w:pPr>
       <w:r>
         <w:t>a) Nifal</w:t>
       </w:r>
     </w:p>
     <w:p>
+      <w:pPr>
+        <w:spacing w:after="0" w:line="240" w:lineRule="auto"/>
+      </w:pPr>
       <w:r>
         <w:t>b) Piel</w:t>
       </w:r>
     </w:p>
     <w:p>
+      <w:pPr>
+        <w:spacing w:after="0" w:line="240" w:lineRule="auto"/>
+      </w:pPr>
       <w:r>
         <w:t>c) Qal</w:t>
       </w:r>
     </w:p>
     <w:p>
+      <w:pPr>
+        <w:spacing w:after="0" w:line="240" w:lineRule="auto"/>
+      </w:pPr>
       <w:r>
         <w:t>d) Hifil</w:t>
       </w:r>
     </w:p>
+    <w:p>
+      <w:pPr>
+        <w:spacing w:after="0" w:line="240" w:lineRule="auto"/>
+      </w:pPr>
+    </w:p>
+    <w:p>
+      <w:r>
+        <w:t>Respuesta: ______</w:t>
+      </w:r>
+    </w:p>
+    <w:p/>
     <w:p/>
     <w:p>
       <w:r>
         <w:lastRenderedPageBreak/>
+        <w:t xml:space="preserve">Pregunta 3 </w:t>
+      </w:r>
+    </w:p>
+    <w:p>
+      <w:r>
+        <w:t>¿Qué tipo de acción expresa el tallo Piel?</w:t>
+      </w:r>
+    </w:p>
+    <w:p/>
+    <w:p>
+      <w:r>
+        <w:t>a) Simple</w:t>
+      </w:r>
+    </w:p>
+    <w:p>
+      <w:r>
+        <w:t>b) Causativa</w:t>
+      </w:r>
+    </w:p>
+    <w:p>
+      <w:r>
+        <w:t>c) Intensiva</w:t>
+      </w:r>
+    </w:p>
+    <w:p>
+      <w:r>
+        <w:t>d) Pasiva</w:t>
+      </w:r>
+    </w:p>
+    <w:p/>
+    <w:p>
+      <w:r>
         <w:t>Respuesta: ______</w:t>
       </w:r>
     </w:p>
@@ -115,18 +183,117 @@
     <w:p/>
     <w:p>
       <w:r>
-        <w:t>Pregunta 3 (Piel)</w:t>
-      </w:r>
-    </w:p>
-    <w:p>
-      <w:r>
-        <w:t>¿Qué tipo de acción expresa el tallo Piel?</w:t>
-      </w:r>
-    </w:p>
-    <w:p/>
-    <w:p>
-      <w:r>
-        <w:t>a) Simple</w:t>
+        <w:t>Pregunta 4 (Hifil)</w:t>
+      </w:r>
+    </w:p>
+    <w:p>
+      <w:r>
+        <w:t>¿Qué voz expresa el tallo Hifil?</w:t>
+      </w:r>
+    </w:p>
+    <w:p/>
+    <w:p>
+      <w:r>
+        <w:t>a) Activa</w:t>
+      </w:r>
+    </w:p>
+    <w:p>
+      <w:r>
+        <w:t>b) Pasiva</w:t>
+      </w:r>
+    </w:p>
+    <w:p>
+      <w:r>
+        <w:t>c) Reflexiva</w:t>
+      </w:r>
+    </w:p>
+    <w:p>
+      <w:r>
+        <w:t>d) Media</w:t>
+      </w:r>
+    </w:p>
+    <w:p/>
+    <w:p>
+      <w:r>
+        <w:t>Respuesta: ______</w:t>
+      </w:r>
+    </w:p>
+    <w:p/>
+    <w:p/>
+    <w:p>
+      <w:r>
+        <w:t>Pregunta 5 (Diagnóstico)</w:t>
+      </w:r>
+    </w:p>
+    <w:p>
+      <w:r>
+        <w:t>¿Qué característica diagnóstica tienen los tallos intensivos (Piel, Pual, Hitpael)?</w:t>
+      </w:r>
+    </w:p>
+    <w:p/>
+    <w:p>
+      <w:r>
+        <w:t xml:space="preserve">a) Prefijo </w:t>
+      </w:r>
+      <w:r>
+        <w:rPr>
+          <w:rFonts w:cs="Arial"/>
+          <w:rtl/>
+        </w:rPr>
+        <w:t>ה</w:t>
+      </w:r>
+    </w:p>
+    <w:p>
+      <w:r>
+        <w:t>b) Daguesh Forte en la 2ª consonante</w:t>
+      </w:r>
+    </w:p>
+    <w:p>
+      <w:r>
+        <w:t xml:space="preserve">c) Prefijo </w:t>
+      </w:r>
+      <w:r>
+        <w:rPr>
+          <w:rFonts w:cs="Arial"/>
+          <w:rtl/>
+        </w:rPr>
+        <w:t>נ</w:t>
+      </w:r>
+    </w:p>
+    <w:p>
+      <w:r>
+        <w:t xml:space="preserve">d) Terminación </w:t>
+      </w:r>
+      <w:r>
+        <w:rPr>
+          <w:rFonts w:cs="Arial"/>
+          <w:rtl/>
+        </w:rPr>
+        <w:t>ה</w:t>
+      </w:r>
+    </w:p>
+    <w:p/>
+    <w:p>
+      <w:r>
+        <w:t>Respuesta: ______</w:t>
+      </w:r>
+    </w:p>
+    <w:p/>
+    <w:p/>
+    <w:p>
+      <w:r>
+        <w:t>Pregunta 6 (Nifal)</w:t>
+      </w:r>
+    </w:p>
+    <w:p>
+      <w:r>
+        <w:t>¿Qué voz expresa típicamente el tallo Nifal?</w:t>
+      </w:r>
+    </w:p>
+    <w:p/>
+    <w:p>
+      <w:r>
+        <w:t>a) Activa</w:t>
       </w:r>
     </w:p>
     <w:p>
@@ -136,12 +303,12 @@
     </w:p>
     <w:p>
       <w:r>
-        <w:t>c) Intensiva</w:t>
-      </w:r>
-    </w:p>
-    <w:p>
-      <w:r>
-        <w:t>d) Pasiva</w:t>
+        <w:t>c) Pasiva o reflexiva</w:t>
+      </w:r>
+    </w:p>
+    <w:p>
+      <w:r>
+        <w:t>d) Intensiva</w:t>
       </w:r>
     </w:p>
     <w:p/>
@@ -154,12 +321,129 @@
     <w:p/>
     <w:p>
       <w:r>
-        <w:t>Pregunta 4 (Hifil)</w:t>
-      </w:r>
-    </w:p>
-    <w:p>
-      <w:r>
-        <w:t>¿Qué voz expresa el tallo Hifil?</w:t>
+        <w:t>Pregunta 7 (Orden de palabras)</w:t>
+      </w:r>
+    </w:p>
+    <w:p>
+      <w:r>
+        <w:t>¿Cuál es el orden normal de las palabras en una oración verbal hebrea?</w:t>
+      </w:r>
+    </w:p>
+    <w:p/>
+    <w:p>
+      <w:r>
+        <w:t>a) Sujeto-Verbo-Objeto</w:t>
+      </w:r>
+    </w:p>
+    <w:p>
+      <w:r>
+        <w:t>b) Verbo-Objeto-Sujeto</w:t>
+      </w:r>
+    </w:p>
+    <w:p>
+      <w:r>
+        <w:t>c) Verbo-Sujeto-Objeto</w:t>
+      </w:r>
+    </w:p>
+    <w:p>
+      <w:r>
+        <w:t>d) Objeto-Verbo-Sujeto</w:t>
+      </w:r>
+    </w:p>
+    <w:p/>
+    <w:p>
+      <w:r>
+        <w:t>Respuesta: ______</w:t>
+      </w:r>
+    </w:p>
+    <w:p/>
+    <w:p/>
+    <w:p>
+      <w:r>
+        <w:t>Pregunta 8 (Forma léxica)</w:t>
+      </w:r>
+    </w:p>
+    <w:p>
+      <w:r>
+        <w:t>¿Cuál es la forma léxica de un verbo hebreo (la que se busca en el diccionario)?</w:t>
+      </w:r>
+    </w:p>
+    <w:p/>
+    <w:p>
+      <w:r>
+        <w:t>a) Qal Imperfecto 3ms</w:t>
+      </w:r>
+    </w:p>
+    <w:p>
+      <w:r>
+        <w:t>b) Qal Perfecto 3ms</w:t>
+      </w:r>
+    </w:p>
+    <w:p>
+      <w:r>
+        <w:t>c) Infinitivo Construido</w:t>
+      </w:r>
+    </w:p>
+    <w:p>
+      <w:r>
+        <w:t>d) Participio</w:t>
+      </w:r>
+    </w:p>
+    <w:p/>
+    <w:p>
+      <w:r>
+        <w:t>Respuesta: ______</w:t>
+      </w:r>
+    </w:p>
+    <w:p/>
+    <w:p/>
+    <w:p>
+      <w:r>
+        <w:t>Pregunta 9 (Persona, género, número)</w:t>
+      </w:r>
+    </w:p>
+    <w:p>
+      <w:r>
+        <w:t>¿Qué información indican los verbos hebreos por sí mismos?</w:t>
+      </w:r>
+    </w:p>
+    <w:p/>
+    <w:p>
+      <w:r>
+        <w:t>a) Solo tiempo verbal</w:t>
+      </w:r>
+    </w:p>
+    <w:p>
+      <w:r>
+        <w:t>b) Solo persona</w:t>
+      </w:r>
+    </w:p>
+    <w:p>
+      <w:r>
+        <w:t>c) Persona, género y número</w:t>
+      </w:r>
+    </w:p>
+    <w:p>
+      <w:r>
+        <w:t>d) Solo número</w:t>
+      </w:r>
+    </w:p>
+    <w:p/>
+    <w:p>
+      <w:r>
+        <w:t>Respuesta: ______</w:t>
+      </w:r>
+    </w:p>
+    <w:p/>
+    <w:p/>
+    <w:p>
+      <w:r>
+        <w:t>Pregunta 10 (Hitpael)</w:t>
+      </w:r>
+    </w:p>
+    <w:p>
+      <w:r>
+        <w:t>¿Qué tipo de voz expresa el tallo Hitpael?</w:t>
       </w:r>
     </w:p>
     <w:p/>
@@ -175,12 +459,12 @@
     </w:p>
     <w:p>
       <w:r>
-        <w:t>c) Reflexiva</w:t>
-      </w:r>
-    </w:p>
-    <w:p>
-      <w:r>
-        <w:t>d) Media</w:t>
+        <w:t>c) Causativa</w:t>
+      </w:r>
+    </w:p>
+    <w:p>
+      <w:r>
+        <w:t>d) Reflexiva</w:t>
       </w:r>
     </w:p>
     <w:p/>
@@ -193,55 +477,147 @@
     <w:p/>
     <w:p>
       <w:r>
-        <w:t>Pregunta 5 (Diagnóstico)</w:t>
-      </w:r>
-    </w:p>
-    <w:p>
-      <w:r>
-        <w:t>¿Qué característica diagnóstica tienen los tallos intensivos (Piel, Pual, Hitpael)?</w:t>
-      </w:r>
-    </w:p>
-    <w:p/>
-    <w:p>
-      <w:r>
-        <w:t xml:space="preserve">a) Prefijo </w:t>
-      </w:r>
-      <w:r>
-        <w:rPr>
-          <w:rFonts w:cs="Arial"/>
-          <w:rtl/>
-        </w:rPr>
-        <w:t>ה</w:t>
-      </w:r>
-    </w:p>
-    <w:p>
-      <w:r>
-        <w:t>b) Daguesh Forte en la 2ª consonante</w:t>
-      </w:r>
-    </w:p>
-    <w:p>
-      <w:r>
-        <w:t xml:space="preserve">c) Prefijo </w:t>
-      </w:r>
-      <w:r>
-        <w:rPr>
-          <w:rFonts w:cs="Arial"/>
-          <w:rtl/>
-        </w:rPr>
-        <w:t>נ</w:t>
-      </w:r>
-    </w:p>
+        <w:t>PARTE II: VOCABULARIO (10 preguntas, 5 puntos cada una)</w:t>
+      </w:r>
+    </w:p>
+    <w:p/>
+    <w:p/>
+    <w:p/>
+    <w:p>
+      <w:r>
+        <w:t>Respuesta: ______</w:t>
+      </w:r>
+    </w:p>
+    <w:p/>
+    <w:p/>
+    <w:p/>
+    <w:p>
+      <w:r>
+        <w:t>Respuesta: ______</w:t>
+      </w:r>
+    </w:p>
+    <w:p/>
+    <w:p/>
+    <w:p>
+      <w:r>
+        <w:t>Pregunta 13</w:t>
+      </w:r>
+    </w:p>
+    <w:p>
+      <w:r>
+        <w:rPr>
+          <w:rFonts w:cs="Arial"/>
+          <w:rtl/>
+        </w:rPr>
+        <w:t>הָלַךְ</w:t>
+      </w:r>
+    </w:p>
+    <w:p/>
+    <w:p>
+      <w:r>
+        <w:t>a) correr</w:t>
+      </w:r>
+    </w:p>
+    <w:p>
+      <w:r>
+        <w:t>b) saltar</w:t>
+      </w:r>
+    </w:p>
+    <w:p>
+      <w:r>
+        <w:t>c) ir, caminar</w:t>
+      </w:r>
+    </w:p>
+    <w:p>
+      <w:r>
+        <w:t>d) volar</w:t>
+      </w:r>
+    </w:p>
+    <w:p/>
+    <w:p>
+      <w:r>
+        <w:t>Respuesta: ______</w:t>
+      </w:r>
+    </w:p>
+    <w:p/>
+    <w:p/>
+    <w:p>
+      <w:r>
+        <w:t>Pregunta 14</w:t>
+      </w:r>
+    </w:p>
+    <w:p>
+      <w:r>
+        <w:rPr>
+          <w:rFonts w:cs="Arial"/>
+          <w:rtl/>
+        </w:rPr>
+        <w:t>הָיָה</w:t>
+      </w:r>
+    </w:p>
+    <w:p/>
+    <w:p>
+      <w:r>
+        <w:t>a) ser, acontecer</w:t>
+      </w:r>
+    </w:p>
+    <w:p>
+      <w:r>
+        <w:t>b) hacer</w:t>
+      </w:r>
+    </w:p>
+    <w:p>
+      <w:r>
+        <w:t>c) dar</w:t>
+      </w:r>
+    </w:p>
+    <w:p>
+      <w:r>
+        <w:t>d) ver</w:t>
+      </w:r>
+    </w:p>
+    <w:p/>
+    <w:p>
+      <w:r>
+        <w:t>Respuesta: ______</w:t>
+      </w:r>
+    </w:p>
+    <w:p/>
+    <w:p/>
+    <w:p>
+      <w:r>
+        <w:t>Pregunta 15</w:t>
+      </w:r>
+    </w:p>
+    <w:p>
+      <w:r>
+        <w:rPr>
+          <w:rFonts w:cs="Arial"/>
+          <w:rtl/>
+        </w:rPr>
+        <w:t>נָתַן</w:t>
+      </w:r>
+    </w:p>
+    <w:p/>
     <w:p>
       <w:r>
         <w:lastRenderedPageBreak/>
-        <w:t xml:space="preserve">d) Terminación </w:t>
-      </w:r>
-      <w:r>
-        <w:rPr>
-          <w:rFonts w:cs="Arial"/>
-          <w:rtl/>
-        </w:rPr>
-        <w:t>ה</w:t>
+        <w:t>a) tomar</w:t>
+      </w:r>
+    </w:p>
+    <w:p>
+      <w:r>
+        <w:t>b) dar</w:t>
+      </w:r>
+    </w:p>
+    <w:p>
+      <w:r>
+        <w:t>c) poner</w:t>
+      </w:r>
+    </w:p>
+    <w:p>
+      <w:r>
+        <w:t>d) recibir</w:t>
       </w:r>
     </w:p>
     <w:p/>
@@ -254,33 +630,37 @@
     <w:p/>
     <w:p>
       <w:r>
-        <w:t>Pregunta 6 (Nifal)</w:t>
-      </w:r>
-    </w:p>
-    <w:p>
-      <w:r>
-        <w:t>¿Qué voz expresa típicamente el tallo Nifal?</w:t>
-      </w:r>
-    </w:p>
-    <w:p/>
-    <w:p>
-      <w:r>
-        <w:t>a) Activa</w:t>
-      </w:r>
-    </w:p>
-    <w:p>
-      <w:r>
-        <w:t>b) Causativa</w:t>
-      </w:r>
-    </w:p>
-    <w:p>
-      <w:r>
-        <w:t>c) Pasiva o reflexiva</w:t>
-      </w:r>
-    </w:p>
-    <w:p>
-      <w:r>
-        <w:t>d) Intensiva</w:t>
+        <w:t>Pregunta 16</w:t>
+      </w:r>
+    </w:p>
+    <w:p>
+      <w:r>
+        <w:rPr>
+          <w:rFonts w:cs="Arial"/>
+          <w:rtl/>
+        </w:rPr>
+        <w:t>עָשָׂה</w:t>
+      </w:r>
+    </w:p>
+    <w:p/>
+    <w:p>
+      <w:r>
+        <w:t>a) crear</w:t>
+      </w:r>
+    </w:p>
+    <w:p>
+      <w:r>
+        <w:t>b) hablar</w:t>
+      </w:r>
+    </w:p>
+    <w:p>
+      <w:r>
+        <w:t>c) hacer</w:t>
+      </w:r>
+    </w:p>
+    <w:p>
+      <w:r>
+        <w:t>d) pensar</w:t>
       </w:r>
     </w:p>
     <w:p/>
@@ -293,33 +673,37 @@
     <w:p/>
     <w:p>
       <w:r>
-        <w:t>Pregunta 7 (Orden de palabras)</w:t>
-      </w:r>
-    </w:p>
-    <w:p>
-      <w:r>
-        <w:t>¿Cuál es el orden normal de las palabras en una oración verbal hebrea?</w:t>
-      </w:r>
-    </w:p>
-    <w:p/>
-    <w:p>
-      <w:r>
-        <w:t>a) Sujeto-Verbo-Objeto</w:t>
-      </w:r>
-    </w:p>
-    <w:p>
-      <w:r>
-        <w:t>b) Verbo-Objeto-Sujeto</w:t>
-      </w:r>
-    </w:p>
-    <w:p>
-      <w:r>
-        <w:t>c) Verbo-Sujeto-Objeto</w:t>
-      </w:r>
-    </w:p>
-    <w:p>
-      <w:r>
-        <w:t>d) Objeto-Verbo-Sujeto</w:t>
+        <w:t>Pregunta 17</w:t>
+      </w:r>
+    </w:p>
+    <w:p>
+      <w:r>
+        <w:rPr>
+          <w:rFonts w:cs="Arial"/>
+          <w:rtl/>
+        </w:rPr>
+        <w:t>רָאָה</w:t>
+      </w:r>
+    </w:p>
+    <w:p/>
+    <w:p>
+      <w:r>
+        <w:t>a) oír</w:t>
+      </w:r>
+    </w:p>
+    <w:p>
+      <w:r>
+        <w:t>b) ver</w:t>
+      </w:r>
+    </w:p>
+    <w:p>
+      <w:r>
+        <w:t>c) entender</w:t>
+      </w:r>
+    </w:p>
+    <w:p>
+      <w:r>
+        <w:t>d) saber</w:t>
       </w:r>
     </w:p>
     <w:p/>
@@ -332,34 +716,38 @@
     <w:p/>
     <w:p>
       <w:r>
-        <w:t>Pregunta 8 (Forma léxica)</w:t>
-      </w:r>
-    </w:p>
-    <w:p>
-      <w:r>
-        <w:t>¿Cuál es la forma léxica de un verbo hebreo (la que se busca en el diccionario)?</w:t>
-      </w:r>
-    </w:p>
-    <w:p/>
-    <w:p>
-      <w:r>
-        <w:t>a) Qal Imperfecto 3ms</w:t>
-      </w:r>
-    </w:p>
-    <w:p>
-      <w:r>
+        <w:t>Pregunta 18</w:t>
+      </w:r>
+    </w:p>
+    <w:p>
+      <w:r>
+        <w:rPr>
+          <w:rFonts w:cs="Arial"/>
+          <w:rtl/>
+        </w:rPr>
         <w:lastRenderedPageBreak/>
-        <w:t>b) Qal Perfecto 3ms</w:t>
-      </w:r>
-    </w:p>
-    <w:p>
-      <w:r>
-        <w:t>c) Infinitivo Construido</w:t>
-      </w:r>
-    </w:p>
-    <w:p>
-      <w:r>
-        <w:t>d) Participio</w:t>
+        <w:t>שָׁמַע</w:t>
+      </w:r>
+    </w:p>
+    <w:p/>
+    <w:p>
+      <w:r>
+        <w:t>a) hablar</w:t>
+      </w:r>
+    </w:p>
+    <w:p>
+      <w:r>
+        <w:t>b) callar</w:t>
+      </w:r>
+    </w:p>
+    <w:p>
+      <w:r>
+        <w:t>c) oír, obedecer</w:t>
+      </w:r>
+    </w:p>
+    <w:p>
+      <w:r>
+        <w:t>d) escribir</w:t>
       </w:r>
     </w:p>
     <w:p/>
@@ -372,33 +760,37 @@
     <w:p/>
     <w:p>
       <w:r>
-        <w:t>Pregunta 9 (Persona, género, número)</w:t>
-      </w:r>
-    </w:p>
-    <w:p>
-      <w:r>
-        <w:t>¿Qué información indican los verbos hebreos por sí mismos?</w:t>
-      </w:r>
-    </w:p>
-    <w:p/>
-    <w:p>
-      <w:r>
-        <w:t>a) Solo tiempo verbal</w:t>
-      </w:r>
-    </w:p>
-    <w:p>
-      <w:r>
-        <w:t>b) Solo persona</w:t>
-      </w:r>
-    </w:p>
-    <w:p>
-      <w:r>
-        <w:t>c) Persona, género y número</w:t>
-      </w:r>
-    </w:p>
-    <w:p>
-      <w:r>
-        <w:t>d) Solo número</w:t>
+        <w:t>Pregunta 19</w:t>
+      </w:r>
+    </w:p>
+    <w:p>
+      <w:r>
+        <w:rPr>
+          <w:rFonts w:cs="Arial"/>
+          <w:rtl/>
+        </w:rPr>
+        <w:t>שַׁבָּת</w:t>
+      </w:r>
+    </w:p>
+    <w:p/>
+    <w:p>
+      <w:r>
+        <w:t>a) domingo</w:t>
+      </w:r>
+    </w:p>
+    <w:p>
+      <w:r>
+        <w:t>b) fiesta</w:t>
+      </w:r>
+    </w:p>
+    <w:p>
+      <w:r>
+        <w:t>c) sábado</w:t>
+      </w:r>
+    </w:p>
+    <w:p>
+      <w:r>
+        <w:t>d) mes</w:t>
       </w:r>
     </w:p>
     <w:p/>
@@ -410,36 +802,42 @@
     <w:p/>
     <w:p/>
     <w:p>
-      <w:r>
-        <w:t>Pregunta 10 (Hitpael)</w:t>
-      </w:r>
-    </w:p>
-    <w:p>
-      <w:r>
-        <w:t>¿Qué tipo de voz expresa el tallo Hitpael?</w:t>
-      </w:r>
-    </w:p>
-    <w:p/>
-    <w:p>
-      <w:r>
-        <w:t>a) Activa</w:t>
-      </w:r>
-    </w:p>
-    <w:p>
-      <w:r>
-        <w:t>b) Pasiva</w:t>
-      </w:r>
-    </w:p>
-    <w:p>
-      <w:r>
-        <w:t>c) Causativa</w:t>
-      </w:r>
-    </w:p>
-    <w:p>
-      <w:r>
-        <w:t>d) Reflexiva</w:t>
-      </w:r>
-    </w:p>
+      <w:bookmarkStart w:id="0" w:name="_GoBack"/>
+      <w:r>
+        <w:t>Pregunta 20</w:t>
+      </w:r>
+    </w:p>
+    <w:p>
+      <w:r>
+        <w:rPr>
+          <w:rFonts w:cs="Arial"/>
+          <w:rtl/>
+        </w:rPr>
+        <w:t>שָׁלוֹם</w:t>
+      </w:r>
+    </w:p>
+    <w:p/>
+    <w:p>
+      <w:r>
+        <w:t>a) guerra</w:t>
+      </w:r>
+    </w:p>
+    <w:p>
+      <w:r>
+        <w:t>b) paz</w:t>
+      </w:r>
+    </w:p>
+    <w:p>
+      <w:r>
+        <w:t>c) justicia</w:t>
+      </w:r>
+    </w:p>
+    <w:p>
+      <w:r>
+        <w:t>d) amor</w:t>
+      </w:r>
+    </w:p>
+    <w:bookmarkEnd w:id="0"/>
     <w:p/>
     <w:p>
       <w:r>
@@ -450,17 +848,292 @@
     <w:p/>
     <w:p>
       <w:r>
-        <w:t>PARTE II: VOCABULARIO (10 preguntas, 5 puntos cada una)</w:t>
-      </w:r>
-    </w:p>
-    <w:p/>
-    <w:p/>
-    <w:p>
-      <w:r>
-        <w:t>Pregunta 11</w:t>
-      </w:r>
-    </w:p>
-    <w:p>
+        <w:t>PARTE III: EXTRA (Opcional - 10 puntos de bonificación)</w:t>
+      </w:r>
+    </w:p>
+    <w:p/>
+    <w:p>
+      <w:r>
+        <w:t>Pregunta 21 (Análisis de verbo)</w:t>
+      </w:r>
+    </w:p>
+    <w:p>
+      <w:r>
+        <w:t xml:space="preserve">Analiza el siguiente verbo: </w:t>
+      </w:r>
+      <w:r>
+        <w:rPr>
+          <w:rFonts w:cs="Arial"/>
+          <w:rtl/>
+        </w:rPr>
+        <w:t>נִשְׁמַע</w:t>
+      </w:r>
+    </w:p>
+    <w:p/>
+    <w:p>
+      <w:r>
+        <w:t>a) Qal Perfecto 3ms - "él oyó"</w:t>
+      </w:r>
+    </w:p>
+    <w:p>
+      <w:r>
+        <w:t>b) Nifal Perfecto 3ms - "él fue oído"</w:t>
+      </w:r>
+    </w:p>
+    <w:p>
+      <w:r>
+        <w:t>c) Piel Perfecto 3ms - "él hizo oír"</w:t>
+      </w:r>
+    </w:p>
+    <w:p>
+      <w:r>
+        <w:t>d) Hifil Perfecto 3ms - "él hizo escuchar"</w:t>
+      </w:r>
+    </w:p>
+    <w:p/>
+    <w:p>
+      <w:r>
+        <w:t>Respuesta: ______</w:t>
+      </w:r>
+    </w:p>
+    <w:p/>
+    <w:p/>
+    <w:p>
+      <w:r>
+        <w:rPr>
+          <w:rFonts w:ascii="Arial" w:hAnsi="Arial" w:cs="Arial"/>
+        </w:rPr>
+        <w:t>═══════════════════════════════════════════════════════════════</w:t>
+      </w:r>
+    </w:p>
+    <w:p>
+      <w:r>
+        <w:t>HOJA DE RESPUESTAS</w:t>
+      </w:r>
+    </w:p>
+    <w:p>
+      <w:r>
+        <w:rPr>
+          <w:rFonts w:ascii="Arial" w:hAnsi="Arial" w:cs="Arial"/>
+        </w:rPr>
+        <w:t>═══════════════════════════════════════════════════════════════</w:t>
+      </w:r>
+    </w:p>
+    <w:p/>
+    <w:p>
+      <w:r>
+        <w:t>Pregunta | Respuesta</w:t>
+      </w:r>
+    </w:p>
+    <w:p>
+      <w:r>
+        <w:t>---------|----------</w:t>
+      </w:r>
+    </w:p>
+    <w:p>
+      <w:r>
+        <w:t>1        | ______</w:t>
+      </w:r>
+    </w:p>
+    <w:p>
+      <w:r>
+        <w:t>2        | ______</w:t>
+      </w:r>
+    </w:p>
+    <w:p>
+      <w:r>
+        <w:t>3        | ______</w:t>
+      </w:r>
+    </w:p>
+    <w:p>
+      <w:r>
+        <w:t>4        | ______</w:t>
+      </w:r>
+    </w:p>
+    <w:p>
+      <w:r>
+        <w:t>5        | ______</w:t>
+      </w:r>
+    </w:p>
+    <w:p>
+      <w:r>
+        <w:t>6        | ______</w:t>
+      </w:r>
+    </w:p>
+    <w:p>
+      <w:r>
+        <w:t>7        | ______</w:t>
+      </w:r>
+    </w:p>
+    <w:p>
+      <w:r>
+        <w:t>8        | ______</w:t>
+      </w:r>
+    </w:p>
+    <w:p>
+      <w:r>
+        <w:t>9        | ______</w:t>
+      </w:r>
+    </w:p>
+    <w:p>
+      <w:r>
+        <w:t>10       | ______</w:t>
+      </w:r>
+    </w:p>
+    <w:p>
+      <w:r>
+        <w:lastRenderedPageBreak/>
+        <w:t>11       | ______</w:t>
+      </w:r>
+    </w:p>
+    <w:p>
+      <w:r>
+        <w:t>12       | ______</w:t>
+      </w:r>
+    </w:p>
+    <w:p>
+      <w:r>
+        <w:t>13       | ______</w:t>
+      </w:r>
+    </w:p>
+    <w:p>
+      <w:r>
+        <w:t>14       | ______</w:t>
+      </w:r>
+    </w:p>
+    <w:p>
+      <w:r>
+        <w:t>15       | ______</w:t>
+      </w:r>
+    </w:p>
+    <w:p>
+      <w:r>
+        <w:t>16       | ______</w:t>
+      </w:r>
+    </w:p>
+    <w:p>
+      <w:r>
+        <w:t>17       | ______</w:t>
+      </w:r>
+    </w:p>
+    <w:p>
+      <w:r>
+        <w:t>18       | ______</w:t>
+      </w:r>
+    </w:p>
+    <w:p>
+      <w:r>
+        <w:t>19       | ______</w:t>
+      </w:r>
+    </w:p>
+    <w:p>
+      <w:r>
+        <w:t>20       | ______</w:t>
+      </w:r>
+    </w:p>
+    <w:p>
+      <w:r>
+        <w:t>21 (bonus)| ______</w:t>
+      </w:r>
+    </w:p>
+    <w:p/>
+    <w:p/>
+    <w:p>
+      <w:r>
+        <w:rPr>
+          <w:rFonts w:ascii="Arial" w:hAnsi="Arial" w:cs="Arial"/>
+        </w:rPr>
+        <w:t>═══════════════════════════════════════════════════════════════</w:t>
+      </w:r>
+    </w:p>
+    <w:p>
+      <w:r>
+        <w:t>CLAVE DE RESPUESTAS (PARA EL MAESTRO)</w:t>
+      </w:r>
+    </w:p>
+    <w:p>
+      <w:r>
+        <w:rPr>
+          <w:rFonts w:ascii="Arial" w:hAnsi="Arial" w:cs="Arial"/>
+        </w:rPr>
+        <w:t>═══════════════════════════════════════════════════════════════</w:t>
+      </w:r>
+    </w:p>
+    <w:p/>
+    <w:p>
+      <w:r>
+        <w:t>Pregunta | Respuesta | Explicación breve</w:t>
+      </w:r>
+    </w:p>
+    <w:p>
+      <w:r>
+        <w:t>---------|-----------|------------------</w:t>
+      </w:r>
+    </w:p>
+    <w:p>
+      <w:r>
+        <w:t>1        | b         | Las raíces hebreas son típicamente triconsonánticas</w:t>
+      </w:r>
+    </w:p>
+    <w:p>
+      <w:r>
+        <w:t>2        | c         | Qal es el tallo básico (</w:t>
+      </w:r>
+      <w:r>
+        <w:rPr>
+          <w:rFonts w:cs="Arial"/>
+          <w:rtl/>
+        </w:rPr>
+        <w:t>קל</w:t>
+      </w:r>
+      <w:r>
+        <w:t xml:space="preserve"> = ligero)</w:t>
+      </w:r>
+    </w:p>
+    <w:p>
+      <w:r>
+        <w:t>3        | c         | Piel expresa acción intensiva</w:t>
+      </w:r>
+    </w:p>
+    <w:p>
+      <w:r>
+        <w:t>4        | a         | Hifil es voz activa (causativa)</w:t>
+      </w:r>
+    </w:p>
+    <w:p>
+      <w:r>
+        <w:t>5        | b         | Daguesh Forte en la 2ª consonante de la raíz</w:t>
+      </w:r>
+    </w:p>
+    <w:p>
+      <w:r>
+        <w:t>6        | c         | Nifal es pasivo o reflexivo del Qal</w:t>
+      </w:r>
+    </w:p>
+    <w:p>
+      <w:r>
+        <w:t>7        | c         | Verbo → Sujeto → Objeto (VSO)</w:t>
+      </w:r>
+    </w:p>
+    <w:p>
+      <w:r>
+        <w:t>8        | b         | Qal Perfecto 3ª persona masculino singular</w:t>
+      </w:r>
+    </w:p>
+    <w:p>
+      <w:r>
+        <w:t>9        | c         | Los verbos hebreos indican persona, género y número</w:t>
+      </w:r>
+    </w:p>
+    <w:p>
+      <w:r>
+        <w:t>10       | d         | Hitpael es voz reflexiva</w:t>
+      </w:r>
+    </w:p>
+    <w:p>
+      <w:r>
+        <w:t xml:space="preserve">11       | b         | </w:t>
+      </w:r>
       <w:r>
         <w:rPr>
           <w:rFonts w:cs="Arial"/>
@@ -468,728 +1141,13 @@
         </w:rPr>
         <w:t>אָכַל</w:t>
       </w:r>
-    </w:p>
-    <w:p/>
-    <w:p>
-      <w:r>
-        <w:t>a) beber</w:t>
-      </w:r>
-    </w:p>
-    <w:p>
-      <w:r>
-        <w:t>b) comer</w:t>
-      </w:r>
-    </w:p>
-    <w:p>
-      <w:r>
-        <w:t>c) hablar</w:t>
-      </w:r>
-    </w:p>
-    <w:p>
-      <w:r>
-        <w:t>d) ver</w:t>
-      </w:r>
-    </w:p>
-    <w:p/>
-    <w:p>
-      <w:r>
-        <w:t>Respuesta: ______</w:t>
-      </w:r>
-    </w:p>
-    <w:p/>
-    <w:p/>
-    <w:p>
-      <w:r>
-        <w:t>Pregunta 12</w:t>
-      </w:r>
-    </w:p>
-    <w:p>
-      <w:r>
-        <w:rPr>
-          <w:rFonts w:cs="Arial"/>
-          <w:rtl/>
-        </w:rPr>
-        <w:t>אָמַר</w:t>
-      </w:r>
-    </w:p>
-    <w:p/>
-    <w:p>
-      <w:r>
-        <w:t>a) decir</w:t>
-      </w:r>
-    </w:p>
-    <w:p>
-      <w:r>
-        <w:t>b) hacer</w:t>
-      </w:r>
-    </w:p>
-    <w:p>
-      <w:r>
-        <w:t>c) ir</w:t>
-      </w:r>
-    </w:p>
-    <w:p>
-      <w:r>
-        <w:t>d) oír</w:t>
-      </w:r>
-    </w:p>
-    <w:p/>
-    <w:p>
-      <w:r>
-        <w:t>Respuesta: ______</w:t>
-      </w:r>
-    </w:p>
-    <w:p/>
-    <w:p/>
-    <w:p>
-      <w:r>
-        <w:t>Pregunta 13</w:t>
-      </w:r>
-    </w:p>
-    <w:p>
-      <w:r>
-        <w:rPr>
-          <w:rFonts w:cs="Arial"/>
-          <w:rtl/>
-        </w:rPr>
-        <w:t>הָלַךְ</w:t>
-      </w:r>
-    </w:p>
-    <w:p/>
-    <w:p>
-      <w:r>
-        <w:t>a) correr</w:t>
-      </w:r>
-    </w:p>
-    <w:p>
-      <w:r>
-        <w:t>b) saltar</w:t>
-      </w:r>
-    </w:p>
-    <w:p>
-      <w:r>
-        <w:t>c) ir, caminar</w:t>
-      </w:r>
-    </w:p>
-    <w:p>
-      <w:r>
-        <w:t>d) volar</w:t>
-      </w:r>
-    </w:p>
-    <w:p/>
+      <w:r>
+        <w:t xml:space="preserve"> = comer</w:t>
+      </w:r>
+    </w:p>
     <w:p>
       <w:r>
         <w:lastRenderedPageBreak/>
-        <w:t>Respuesta: ______</w:t>
-      </w:r>
-    </w:p>
-    <w:p/>
-    <w:p/>
-    <w:p>
-      <w:r>
-        <w:t>Pregunta 14</w:t>
-      </w:r>
-    </w:p>
-    <w:p>
-      <w:r>
-        <w:rPr>
-          <w:rFonts w:cs="Arial"/>
-          <w:rtl/>
-        </w:rPr>
-        <w:t>הָיָה</w:t>
-      </w:r>
-    </w:p>
-    <w:p/>
-    <w:p>
-      <w:r>
-        <w:t>a) ser, acontecer</w:t>
-      </w:r>
-    </w:p>
-    <w:p>
-      <w:r>
-        <w:t>b) hacer</w:t>
-      </w:r>
-    </w:p>
-    <w:p>
-      <w:r>
-        <w:t>c) dar</w:t>
-      </w:r>
-    </w:p>
-    <w:p>
-      <w:r>
-        <w:t>d) ver</w:t>
-      </w:r>
-    </w:p>
-    <w:p/>
-    <w:p>
-      <w:r>
-        <w:t>Respuesta: ______</w:t>
-      </w:r>
-    </w:p>
-    <w:p/>
-    <w:p/>
-    <w:p>
-      <w:r>
-        <w:t>Pregunta 15</w:t>
-      </w:r>
-    </w:p>
-    <w:p>
-      <w:r>
-        <w:rPr>
-          <w:rFonts w:cs="Arial"/>
-          <w:rtl/>
-        </w:rPr>
-        <w:t>נָתַן</w:t>
-      </w:r>
-    </w:p>
-    <w:p/>
-    <w:p>
-      <w:r>
-        <w:t>a) tomar</w:t>
-      </w:r>
-    </w:p>
-    <w:p>
-      <w:r>
-        <w:t>b) dar</w:t>
-      </w:r>
-    </w:p>
-    <w:p>
-      <w:r>
-        <w:t>c) poner</w:t>
-      </w:r>
-    </w:p>
-    <w:p>
-      <w:r>
-        <w:t>d) recibir</w:t>
-      </w:r>
-    </w:p>
-    <w:p/>
-    <w:p>
-      <w:r>
-        <w:t>Respuesta: ______</w:t>
-      </w:r>
-    </w:p>
-    <w:p/>
-    <w:p/>
-    <w:p>
-      <w:r>
-        <w:t>Pregunta 16</w:t>
-      </w:r>
-    </w:p>
-    <w:p>
-      <w:r>
-        <w:rPr>
-          <w:rFonts w:cs="Arial"/>
-          <w:rtl/>
-        </w:rPr>
-        <w:t>עָשָׂה</w:t>
-      </w:r>
-    </w:p>
-    <w:p/>
-    <w:p>
-      <w:r>
-        <w:t>a) crear</w:t>
-      </w:r>
-    </w:p>
-    <w:p>
-      <w:r>
-        <w:t>b) hablar</w:t>
-      </w:r>
-    </w:p>
-    <w:p>
-      <w:r>
-        <w:t>c) hacer</w:t>
-      </w:r>
-    </w:p>
-    <w:p>
-      <w:r>
-        <w:lastRenderedPageBreak/>
-        <w:t>d) pensar</w:t>
-      </w:r>
-    </w:p>
-    <w:p/>
-    <w:p>
-      <w:r>
-        <w:t>Respuesta: ______</w:t>
-      </w:r>
-    </w:p>
-    <w:p/>
-    <w:p/>
-    <w:p>
-      <w:r>
-        <w:t>Pregunta 17</w:t>
-      </w:r>
-    </w:p>
-    <w:p>
-      <w:r>
-        <w:rPr>
-          <w:rFonts w:cs="Arial"/>
-          <w:rtl/>
-        </w:rPr>
-        <w:t>רָאָה</w:t>
-      </w:r>
-    </w:p>
-    <w:p/>
-    <w:p>
-      <w:r>
-        <w:t>a) oír</w:t>
-      </w:r>
-    </w:p>
-    <w:p>
-      <w:r>
-        <w:t>b) ver</w:t>
-      </w:r>
-    </w:p>
-    <w:p>
-      <w:r>
-        <w:t>c) entender</w:t>
-      </w:r>
-    </w:p>
-    <w:p>
-      <w:r>
-        <w:t>d) saber</w:t>
-      </w:r>
-    </w:p>
-    <w:p/>
-    <w:p>
-      <w:r>
-        <w:t>Respuesta: ______</w:t>
-      </w:r>
-    </w:p>
-    <w:p/>
-    <w:p/>
-    <w:p>
-      <w:r>
-        <w:t>Pregunta 18</w:t>
-      </w:r>
-    </w:p>
-    <w:p>
-      <w:r>
-        <w:rPr>
-          <w:rFonts w:cs="Arial"/>
-          <w:rtl/>
-        </w:rPr>
-        <w:t>שָׁמַע</w:t>
-      </w:r>
-    </w:p>
-    <w:p/>
-    <w:p>
-      <w:r>
-        <w:t>a) hablar</w:t>
-      </w:r>
-    </w:p>
-    <w:p>
-      <w:r>
-        <w:t>b) callar</w:t>
-      </w:r>
-    </w:p>
-    <w:p>
-      <w:r>
-        <w:t>c) oír, obedecer</w:t>
-      </w:r>
-    </w:p>
-    <w:p>
-      <w:r>
-        <w:t>d) escribir</w:t>
-      </w:r>
-    </w:p>
-    <w:p/>
-    <w:p>
-      <w:r>
-        <w:t>Respuesta: ______</w:t>
-      </w:r>
-    </w:p>
-    <w:p/>
-    <w:p/>
-    <w:p>
-      <w:r>
-        <w:t>Pregunta 19</w:t>
-      </w:r>
-    </w:p>
-    <w:p>
-      <w:r>
-        <w:rPr>
-          <w:rFonts w:cs="Arial"/>
-          <w:rtl/>
-        </w:rPr>
-        <w:t>שַׁבָּת</w:t>
-      </w:r>
-    </w:p>
-    <w:p/>
-    <w:p>
-      <w:r>
-        <w:t>a) domingo</w:t>
-      </w:r>
-    </w:p>
-    <w:p>
-      <w:r>
-        <w:lastRenderedPageBreak/>
-        <w:t>b) fiesta</w:t>
-      </w:r>
-    </w:p>
-    <w:p>
-      <w:r>
-        <w:t>c) sábado</w:t>
-      </w:r>
-    </w:p>
-    <w:p>
-      <w:r>
-        <w:t>d) mes</w:t>
-      </w:r>
-    </w:p>
-    <w:p/>
-    <w:p>
-      <w:r>
-        <w:t>Respuesta: ______</w:t>
-      </w:r>
-    </w:p>
-    <w:p/>
-    <w:p/>
-    <w:p>
-      <w:r>
-        <w:t>Pregunta 20</w:t>
-      </w:r>
-    </w:p>
-    <w:p>
-      <w:r>
-        <w:rPr>
-          <w:rFonts w:cs="Arial"/>
-          <w:rtl/>
-        </w:rPr>
-        <w:t>שָׁלוֹם</w:t>
-      </w:r>
-    </w:p>
-    <w:p/>
-    <w:p>
-      <w:r>
-        <w:t>a) guerra</w:t>
-      </w:r>
-    </w:p>
-    <w:p>
-      <w:r>
-        <w:t>b) paz</w:t>
-      </w:r>
-    </w:p>
-    <w:p>
-      <w:r>
-        <w:t>c) justicia</w:t>
-      </w:r>
-    </w:p>
-    <w:p>
-      <w:r>
-        <w:t>d) amor</w:t>
-      </w:r>
-    </w:p>
-    <w:p/>
-    <w:p>
-      <w:r>
-        <w:t>Respuesta: ______</w:t>
-      </w:r>
-    </w:p>
-    <w:p/>
-    <w:p/>
-    <w:p>
-      <w:r>
-        <w:t>PARTE III: EXTRA (Opcional - 10 puntos de bonificación)</w:t>
-      </w:r>
-    </w:p>
-    <w:p/>
-    <w:p>
-      <w:r>
-        <w:t>Pregunta 21 (Análisis de verbo)</w:t>
-      </w:r>
-    </w:p>
-    <w:p>
-      <w:r>
-        <w:t xml:space="preserve">Analiza el siguiente verbo: </w:t>
-      </w:r>
-      <w:r>
-        <w:rPr>
-          <w:rFonts w:cs="Arial"/>
-          <w:rtl/>
-        </w:rPr>
-        <w:t>נִשְׁמַע</w:t>
-      </w:r>
-    </w:p>
-    <w:p/>
-    <w:p>
-      <w:r>
-        <w:t>a) Qal Perfecto 3ms - "él oyó"</w:t>
-      </w:r>
-    </w:p>
-    <w:p>
-      <w:r>
-        <w:t>b) Nifal Perfecto 3ms - "él fue oído"</w:t>
-      </w:r>
-    </w:p>
-    <w:p>
-      <w:r>
-        <w:t>c) Piel Perfecto 3ms - "él hizo oír"</w:t>
-      </w:r>
-    </w:p>
-    <w:p>
-      <w:r>
-        <w:t>d) Hifil Perfecto 3ms - "él hizo escuchar"</w:t>
-      </w:r>
-    </w:p>
-    <w:p/>
-    <w:p>
-      <w:r>
-        <w:t>Respuesta: ______</w:t>
-      </w:r>
-    </w:p>
-    <w:p/>
-    <w:p/>
-    <w:p>
-      <w:r>
-        <w:rPr>
-          <w:rFonts w:ascii="Arial" w:hAnsi="Arial" w:cs="Arial"/>
-        </w:rPr>
-        <w:lastRenderedPageBreak/>
-        <w:t>═══════════════════════════════════════════════════════════════</w:t>
-      </w:r>
-    </w:p>
-    <w:p>
-      <w:r>
-        <w:t>HOJA DE RESPUESTAS</w:t>
-      </w:r>
-    </w:p>
-    <w:p>
-      <w:r>
-        <w:rPr>
-          <w:rFonts w:ascii="Arial" w:hAnsi="Arial" w:cs="Arial"/>
-        </w:rPr>
-        <w:t>═══════════════════════════════════════════════════════════════</w:t>
-      </w:r>
-    </w:p>
-    <w:p/>
-    <w:p>
-      <w:r>
-        <w:t>Pregunta | Respuesta</w:t>
-      </w:r>
-    </w:p>
-    <w:p>
-      <w:r>
-        <w:t>---------|----------</w:t>
-      </w:r>
-    </w:p>
-    <w:p>
-      <w:r>
-        <w:t>1        | ______</w:t>
-      </w:r>
-    </w:p>
-    <w:p>
-      <w:r>
-        <w:t>2        | ______</w:t>
-      </w:r>
-    </w:p>
-    <w:p>
-      <w:r>
-        <w:t>3        | ______</w:t>
-      </w:r>
-    </w:p>
-    <w:p>
-      <w:r>
-        <w:t>4        | ______</w:t>
-      </w:r>
-    </w:p>
-    <w:p>
-      <w:r>
-        <w:t>5        | ______</w:t>
-      </w:r>
-    </w:p>
-    <w:p>
-      <w:r>
-        <w:t>6        | ______</w:t>
-      </w:r>
-    </w:p>
-    <w:p>
-      <w:r>
-        <w:t>7        | ______</w:t>
-      </w:r>
-    </w:p>
-    <w:p>
-      <w:r>
-        <w:t>8        | ______</w:t>
-      </w:r>
-    </w:p>
-    <w:p>
-      <w:r>
-        <w:t>9        | ______</w:t>
-      </w:r>
-    </w:p>
-    <w:p>
-      <w:r>
-        <w:t>10       | ______</w:t>
-      </w:r>
-    </w:p>
-    <w:p>
-      <w:r>
-        <w:t>11       | ______</w:t>
-      </w:r>
-    </w:p>
-    <w:p>
-      <w:r>
-        <w:t>12       | ______</w:t>
-      </w:r>
-    </w:p>
-    <w:p>
-      <w:r>
-        <w:t>13       | ______</w:t>
-      </w:r>
-    </w:p>
-    <w:p>
-      <w:r>
-        <w:t>14       | ______</w:t>
-      </w:r>
-    </w:p>
-    <w:p>
-      <w:r>
-        <w:t>15       | ______</w:t>
-      </w:r>
-    </w:p>
-    <w:p>
-      <w:r>
-        <w:t>16       | ______</w:t>
-      </w:r>
-    </w:p>
-    <w:p>
-      <w:r>
-        <w:t>17       | ______</w:t>
-      </w:r>
-    </w:p>
-    <w:p>
-      <w:r>
-        <w:t>18       | ______</w:t>
-      </w:r>
-    </w:p>
-    <w:p>
-      <w:r>
-        <w:t>19       | ______</w:t>
-      </w:r>
-    </w:p>
-    <w:p>
-      <w:r>
-        <w:t>20       | ______</w:t>
-      </w:r>
-    </w:p>
-    <w:p>
-      <w:r>
-        <w:t>21 (bonus)| ______</w:t>
-      </w:r>
-    </w:p>
-    <w:p/>
-    <w:p/>
-    <w:p>
-      <w:r>
-        <w:rPr>
-          <w:rFonts w:ascii="Arial" w:hAnsi="Arial" w:cs="Arial"/>
-        </w:rPr>
-        <w:lastRenderedPageBreak/>
-        <w:t>═══════════════════════════════════════════════════════════════</w:t>
-      </w:r>
-    </w:p>
-    <w:p>
-      <w:r>
-        <w:t>CLAVE DE RESPUESTAS (PARA EL MAESTRO)</w:t>
-      </w:r>
-    </w:p>
-    <w:p>
-      <w:r>
-        <w:rPr>
-          <w:rFonts w:ascii="Arial" w:hAnsi="Arial" w:cs="Arial"/>
-        </w:rPr>
-        <w:t>═══════════════════════════════════════════════════════════════</w:t>
-      </w:r>
-    </w:p>
-    <w:p/>
-    <w:p>
-      <w:r>
-        <w:t>Pregunta | Respuesta | Explicación breve</w:t>
-      </w:r>
-    </w:p>
-    <w:p>
-      <w:r>
-        <w:t>---------|-----------|------------------</w:t>
-      </w:r>
-    </w:p>
-    <w:p>
-      <w:r>
-        <w:t>1        | b         | Las raíces hebreas son típicamente triconsonánticas</w:t>
-      </w:r>
-    </w:p>
-    <w:p>
-      <w:r>
-        <w:t>2        | c         | Qal es el tallo básico (</w:t>
-      </w:r>
-      <w:r>
-        <w:rPr>
-          <w:rFonts w:cs="Arial"/>
-          <w:rtl/>
-        </w:rPr>
-        <w:t>קל</w:t>
-      </w:r>
-      <w:r>
-        <w:t xml:space="preserve"> = ligero)</w:t>
-      </w:r>
-    </w:p>
-    <w:p>
-      <w:r>
-        <w:t>3        | c         | Piel expresa acción intensiva</w:t>
-      </w:r>
-    </w:p>
-    <w:p>
-      <w:r>
-        <w:t>4        | a         | Hifil es voz activa (causativa)</w:t>
-      </w:r>
-    </w:p>
-    <w:p>
-      <w:r>
-        <w:t>5        | b         | Daguesh Forte en la 2ª consonante de la raíz</w:t>
-      </w:r>
-    </w:p>
-    <w:p>
-      <w:r>
-        <w:t>6        | c         | Nifal es pasivo o reflexivo del Qal</w:t>
-      </w:r>
-    </w:p>
-    <w:p>
-      <w:r>
-        <w:t>7        | c         | Verbo → Sujeto → Objeto (VSO)</w:t>
-      </w:r>
-    </w:p>
-    <w:p>
-      <w:r>
-        <w:t>8        | b         | Qal Perfecto 3ª persona masculino singular</w:t>
-      </w:r>
-    </w:p>
-    <w:p>
-      <w:r>
-        <w:t>9        | c         | Los verbos hebreos indican persona, género y número</w:t>
-      </w:r>
-    </w:p>
-    <w:p>
-      <w:r>
-        <w:t>10       | d         | Hitpael es voz reflexiva</w:t>
-      </w:r>
-    </w:p>
-    <w:p>
-      <w:r>
-        <w:t xml:space="preserve">11       | b         | </w:t>
-      </w:r>
-      <w:r>
-        <w:rPr>
-          <w:rFonts w:cs="Arial"/>
-          <w:rtl/>
-        </w:rPr>
-        <w:t>אָכַל</w:t>
-      </w:r>
-      <w:r>
-        <w:t xml:space="preserve"> = comer</w:t>
-      </w:r>
-    </w:p>
-    <w:p>
-      <w:r>
         <w:t xml:space="preserve">12       | a         | </w:t>
       </w:r>
       <w:r>
@@ -1346,7 +1304,7 @@
 </file>
 
 <file path=word/styles.xml><?xml version="1.0" encoding="utf-8"?>
-<w:styles xmlns:mc="http://schemas.openxmlformats.org/markup-compatibility/2006" xmlns:r="http://schemas.openxmlformats.org/officeDocument/2006/relationships" xmlns:w="http://schemas.openxmlformats.org/wordprocessingml/2006/main" xmlns:w14="http://schemas.microsoft.com/office/word/2010/wordml" xmlns:w15="http://schemas.microsoft.com/office/word/2012/wordml" xmlns:w16cex="http://schemas.microsoft.com/office/word/2018/wordml/cex" xmlns:w16cid="http://schemas.microsoft.com/office/word/2016/wordml/cid" xmlns:w16="http://schemas.microsoft.com/office/word/2018/wordml" xmlns:w16sdtdh="http://schemas.microsoft.com/office/word/2020/wordml/sdtdatahash" xmlns:w16se="http://schemas.microsoft.com/office/word/2015/wordml/symex" mc:Ignorable="w14 w15 w16se w16cid w16 w16cex w16sdtdh">
+<w:styles xmlns:mc="http://schemas.openxmlformats.org/markup-compatibility/2006" xmlns:r="http://schemas.openxmlformats.org/officeDocument/2006/relationships" xmlns:w="http://schemas.openxmlformats.org/wordprocessingml/2006/main" xmlns:w14="http://schemas.microsoft.com/office/word/2010/wordml" xmlns:w15="http://schemas.microsoft.com/office/word/2012/wordml" xmlns:w16se="http://schemas.microsoft.com/office/word/2015/wordml/symex" mc:Ignorable="w14 w15 w16se">
   <w:docDefaults>
     <w:rPrDefault>
       <w:rPr>
@@ -1362,7 +1320,7 @@
       </w:pPr>
     </w:pPrDefault>
   </w:docDefaults>
-  <w:latentStyles w:defLockedState="0" w:defUIPriority="99" w:defSemiHidden="0" w:defUnhideWhenUsed="0" w:defQFormat="0" w:count="376">
+  <w:latentStyles w:defLockedState="0" w:defUIPriority="99" w:defSemiHidden="0" w:defUnhideWhenUsed="0" w:defQFormat="0" w:count="371">
     <w:lsdException w:name="Normal" w:uiPriority="0" w:qFormat="1"/>
     <w:lsdException w:name="heading 1" w:uiPriority="9" w:qFormat="1"/>
     <w:lsdException w:name="heading 2" w:semiHidden="1" w:uiPriority="9" w:unhideWhenUsed="1" w:qFormat="1"/>
@@ -1734,23 +1692,18 @@
     <w:lsdException w:name="List Table 5 Dark Accent 6" w:uiPriority="50"/>
     <w:lsdException w:name="List Table 6 Colorful Accent 6" w:uiPriority="51"/>
     <w:lsdException w:name="List Table 7 Colorful Accent 6" w:uiPriority="52"/>
-    <w:lsdException w:name="Mention" w:semiHidden="1" w:unhideWhenUsed="1"/>
-    <w:lsdException w:name="Smart Hyperlink" w:semiHidden="1" w:unhideWhenUsed="1"/>
-    <w:lsdException w:name="Hashtag" w:semiHidden="1" w:unhideWhenUsed="1"/>
-    <w:lsdException w:name="Unresolved Mention" w:semiHidden="1" w:unhideWhenUsed="1"/>
-    <w:lsdException w:name="Smart Link" w:semiHidden="1" w:unhideWhenUsed="1"/>
   </w:latentStyles>
   <w:style w:type="paragraph" w:default="1" w:styleId="Normal">
     <w:name w:val="Normal"/>
     <w:qFormat/>
   </w:style>
-  <w:style w:type="character" w:default="1" w:styleId="DefaultParagraphFont">
+  <w:style w:type="character" w:default="1" w:styleId="Fuentedeprrafopredeter">
     <w:name w:val="Default Paragraph Font"/>
     <w:uiPriority w:val="1"/>
     <w:semiHidden/>
     <w:unhideWhenUsed/>
   </w:style>
-  <w:style w:type="table" w:default="1" w:styleId="TableNormal">
+  <w:style w:type="table" w:default="1" w:styleId="Tablanormal">
     <w:name w:val="Normal Table"/>
     <w:uiPriority w:val="99"/>
     <w:semiHidden/>
@@ -1765,7 +1718,7 @@
       </w:tblCellMar>
     </w:tblPr>
   </w:style>
-  <w:style w:type="numbering" w:default="1" w:styleId="NoList">
+  <w:style w:type="numbering" w:default="1" w:styleId="Sinlista">
     <w:name w:val="No List"/>
     <w:uiPriority w:val="99"/>
     <w:semiHidden/>
